--- a/Operación de importación.docx
+++ b/Operación de importación.docx
@@ -219,16 +219,14 @@
                         <w:szCs w:val="28"/>
                       </w:rPr>
                     </w:pPr>
-                    <w:proofErr w:type="spellStart"/>
                     <w:r>
                       <w:rPr>
                         <w:color w:val="4472C4" w:themeColor="accent1"/>
                         <w:sz w:val="28"/>
                         <w:szCs w:val="28"/>
                       </w:rPr>
-                      <w:t>Mariangel</w:t>
+                      <w:t>Mariángel</w:t>
                     </w:r>
-                    <w:proofErr w:type="spellEnd"/>
                     <w:r>
                       <w:rPr>
                         <w:color w:val="4472C4" w:themeColor="accent1"/>
@@ -271,23 +269,13 @@
                         <w:szCs w:val="28"/>
                       </w:rPr>
                     </w:pPr>
-                    <w:proofErr w:type="gramStart"/>
                     <w:r>
                       <w:rPr>
                         <w:color w:val="4472C4" w:themeColor="accent1"/>
                         <w:sz w:val="28"/>
                         <w:szCs w:val="28"/>
                       </w:rPr>
-                      <w:t>17  de</w:t>
-                    </w:r>
-                    <w:proofErr w:type="gramEnd"/>
-                    <w:r>
-                      <w:rPr>
-                        <w:color w:val="4472C4" w:themeColor="accent1"/>
-                        <w:sz w:val="28"/>
-                        <w:szCs w:val="28"/>
-                      </w:rPr>
-                      <w:t xml:space="preserve"> Septiembre</w:t>
+                      <w:t>17  de Septiembre</w:t>
                     </w:r>
                   </w:p>
                 </w:sdtContent>
@@ -311,44 +299,282 @@
       </w:sdtContent>
     </w:sdt>
     <w:p>
+      <w:pPr>
+        <w:pStyle w:val="NormalWeb"/>
+        <w:shd w:val="clear" w:color="auto" w:fill="FFFFFF"/>
+        <w:rPr>
+          <w:rFonts w:ascii="Arial" w:hAnsi="Arial" w:cs="Arial"/>
+          <w:color w:val="222222"/>
+        </w:rPr>
+      </w:pPr>
       <w:r>
+        <w:rPr>
+          <w:rFonts w:ascii="Arial" w:hAnsi="Arial" w:cs="Arial"/>
+          <w:color w:val="222222"/>
+        </w:rPr>
         <w:lastRenderedPageBreak/>
-        <w:t xml:space="preserve">• Empresa. </w:t>
+        <w:t>Descripción de la operación</w:t>
       </w:r>
     </w:p>
     <w:p>
+      <w:pPr>
+        <w:pStyle w:val="NormalWeb"/>
+        <w:shd w:val="clear" w:color="auto" w:fill="FFFFFF"/>
+        <w:rPr>
+          <w:rFonts w:ascii="Arial" w:hAnsi="Arial" w:cs="Arial"/>
+          <w:color w:val="222222"/>
+        </w:rPr>
+      </w:pPr>
+      <w:proofErr w:type="spellStart"/>
       <w:r>
-        <w:t xml:space="preserve">• Tipo de operación. </w:t>
+        <w:rPr>
+          <w:rFonts w:ascii="Arial" w:hAnsi="Arial" w:cs="Arial"/>
+          <w:color w:val="222222"/>
+        </w:rPr>
+        <w:t>NicaTrade</w:t>
+      </w:r>
+      <w:proofErr w:type="spellEnd"/>
+      <w:r>
+        <w:rPr>
+          <w:rFonts w:ascii="Arial" w:hAnsi="Arial" w:cs="Arial"/>
+          <w:color w:val="222222"/>
+        </w:rPr>
+        <w:t xml:space="preserve"> International es una empresa nicaragüense dedicada a la importación y exportación de productos alimenticios y productos de consumo hacia diferentes mercados de Centroamérica. Para este </w:t>
+      </w:r>
+      <w:r>
+        <w:rPr>
+          <w:rFonts w:ascii="Arial" w:hAnsi="Arial" w:cs="Arial"/>
+          <w:color w:val="222222"/>
+        </w:rPr>
+        <w:t>micro proyecto</w:t>
+      </w:r>
+      <w:r>
+        <w:rPr>
+          <w:rFonts w:ascii="Arial" w:hAnsi="Arial" w:cs="Arial"/>
+          <w:color w:val="222222"/>
+        </w:rPr>
+        <w:t xml:space="preserve"> se analiza una operación de importación de productos desde México hacia Nicaragua, utilizando herramientas digitales para procesar, organizar y presentar la información relacionada con la operación comercial.</w:t>
       </w:r>
     </w:p>
     <w:p>
+      <w:pPr>
+        <w:pStyle w:val="NormalWeb"/>
+        <w:shd w:val="clear" w:color="auto" w:fill="FFFFFF"/>
+        <w:rPr>
+          <w:rFonts w:ascii="Arial" w:hAnsi="Arial" w:cs="Arial"/>
+          <w:color w:val="222222"/>
+        </w:rPr>
+      </w:pPr>
       <w:r>
-        <w:t>• País de origen.</w:t>
+        <w:rPr>
+          <w:rFonts w:ascii="Arial" w:hAnsi="Arial" w:cs="Arial"/>
+          <w:color w:val="222222"/>
+        </w:rPr>
+        <w:t>El análisis comprende productos de diferentes categorías, entre ellas alimentos, bebidas, productos de limpieza, artículos para el hogar, oficina, tecnología y accesorios. La información fue procesada mediante Microsoft Excel con el propósito de obtener datos relevantes que faciliten la comprensión de la operación y apoyen la toma de decisiones empresariales.</w:t>
       </w:r>
     </w:p>
     <w:p>
+      <w:pPr>
+        <w:pStyle w:val="NormalWeb"/>
+        <w:shd w:val="clear" w:color="auto" w:fill="FFFFFF"/>
+        <w:rPr>
+          <w:rFonts w:ascii="Arial" w:hAnsi="Arial" w:cs="Arial"/>
+          <w:color w:val="222222"/>
+        </w:rPr>
+      </w:pPr>
       <w:r>
-        <w:t xml:space="preserve"> • País de destino.</w:t>
-      </w:r>
-    </w:p>
-    <w:p>
-      <w:r>
+        <w:rPr>
+          <w:rFonts w:ascii="Arial" w:hAnsi="Arial" w:cs="Arial"/>
+          <w:color w:val="222222"/>
+        </w:rPr>
         <w:t>Productos importados</w:t>
       </w:r>
     </w:p>
     <w:p>
+      <w:pPr>
+        <w:pStyle w:val="NormalWeb"/>
+        <w:shd w:val="clear" w:color="auto" w:fill="FFFFFF"/>
+        <w:rPr>
+          <w:rFonts w:ascii="Arial" w:hAnsi="Arial" w:cs="Arial"/>
+          <w:color w:val="222222"/>
+        </w:rPr>
+      </w:pPr>
       <w:r>
-        <w:t>Resultados</w:t>
-      </w:r>
-      <w:r>
-        <w:t>:</w:t>
+        <w:rPr>
+          <w:rFonts w:ascii="Arial" w:hAnsi="Arial" w:cs="Arial"/>
+          <w:color w:val="222222"/>
+        </w:rPr>
+        <w:t>Los productos analizados incluyen 50 registros pertenecientes a diferentes categorías. Entre los productos se encuentran galletas integrales, café soluble, atún enlatado, aceite vegetal, bebidas, productos de limpieza, artículos de oficina, productos tecnológicos y accesorios.</w:t>
       </w:r>
     </w:p>
     <w:p>
+      <w:pPr>
+        <w:pStyle w:val="NormalWeb"/>
+        <w:shd w:val="clear" w:color="auto" w:fill="FFFFFF"/>
+        <w:rPr>
+          <w:rFonts w:ascii="Arial" w:hAnsi="Arial" w:cs="Arial"/>
+          <w:color w:val="222222"/>
+        </w:rPr>
+      </w:pPr>
       <w:r>
-        <w:t>. Conclusión</w:t>
+        <w:rPr>
+          <w:rFonts w:ascii="Arial" w:hAnsi="Arial" w:cs="Arial"/>
+          <w:color w:val="222222"/>
+        </w:rPr>
+        <w:t>La mayor parte de los productos registrados tiene como país de origen México. También se incluyen algunos productos provenientes de Guatemala, Costa Rica y El Salvador, lo que permite clasificar y analizar la información de acuerdo con su país de origen.</w:t>
       </w:r>
     </w:p>
+    <w:p>
+      <w:pPr>
+        <w:pStyle w:val="NormalWeb"/>
+        <w:shd w:val="clear" w:color="auto" w:fill="FFFFFF"/>
+        <w:rPr>
+          <w:rFonts w:ascii="Arial" w:hAnsi="Arial" w:cs="Arial"/>
+          <w:color w:val="222222"/>
+        </w:rPr>
+      </w:pPr>
+      <w:r>
+        <w:rPr>
+          <w:rFonts w:ascii="Arial" w:hAnsi="Arial" w:cs="Arial"/>
+          <w:color w:val="222222"/>
+        </w:rPr>
+        <w:t>Resultados</w:t>
+      </w:r>
+    </w:p>
+    <w:p>
+      <w:pPr>
+        <w:pStyle w:val="NormalWeb"/>
+        <w:shd w:val="clear" w:color="auto" w:fill="FFFFFF"/>
+        <w:rPr>
+          <w:rFonts w:ascii="Arial" w:hAnsi="Arial" w:cs="Arial"/>
+          <w:color w:val="222222"/>
+        </w:rPr>
+      </w:pPr>
+      <w:r>
+        <w:rPr>
+          <w:rFonts w:ascii="Arial" w:hAnsi="Arial" w:cs="Arial"/>
+          <w:color w:val="222222"/>
+        </w:rPr>
+        <w:t>A partir del procesamiento de los datos en Excel, se obtuvo un importe total de la operación de $40,359.00. El producto que presenta el mayor importe es Mochilas, con un valor de $1,912.50.</w:t>
+      </w:r>
+    </w:p>
+    <w:p>
+      <w:pPr>
+        <w:pStyle w:val="NormalWeb"/>
+        <w:shd w:val="clear" w:color="auto" w:fill="FFFFFF"/>
+        <w:rPr>
+          <w:rFonts w:ascii="Arial" w:hAnsi="Arial" w:cs="Arial"/>
+          <w:color w:val="222222"/>
+        </w:rPr>
+      </w:pPr>
+      <w:r>
+        <w:rPr>
+          <w:rFonts w:ascii="Arial" w:hAnsi="Arial" w:cs="Arial"/>
+          <w:color w:val="222222"/>
+        </w:rPr>
+        <w:t>El precio promedio de los productos registrados es de $7.74 y se identificaron 50 productos en total. Además, el importe correspondiente específicamente a los productos cuyo país de origen es México es de $36,919.50.</w:t>
+      </w:r>
+    </w:p>
+    <w:p>
+      <w:pPr>
+        <w:pStyle w:val="NormalWeb"/>
+        <w:shd w:val="clear" w:color="auto" w:fill="FFFFFF"/>
+        <w:rPr>
+          <w:rFonts w:ascii="Arial" w:hAnsi="Arial" w:cs="Arial"/>
+          <w:color w:val="222222"/>
+        </w:rPr>
+      </w:pPr>
+      <w:r>
+        <w:rPr>
+          <w:rFonts w:ascii="Arial" w:hAnsi="Arial" w:cs="Arial"/>
+          <w:color w:val="222222"/>
+        </w:rPr>
+        <w:t>Estos resultados permiten conocer de manera más clara el valor de la operación, identificar los productos que representan un mayor importe y disponer de información organizada para facilitar el análisis comercial.</w:t>
+      </w:r>
+    </w:p>
+    <w:p>
+      <w:pPr>
+        <w:pStyle w:val="NormalWeb"/>
+        <w:shd w:val="clear" w:color="auto" w:fill="FFFFFF"/>
+        <w:rPr>
+          <w:rFonts w:ascii="Arial" w:hAnsi="Arial" w:cs="Arial"/>
+          <w:color w:val="222222"/>
+        </w:rPr>
+      </w:pPr>
+      <w:r>
+        <w:rPr>
+          <w:rFonts w:ascii="Arial" w:hAnsi="Arial" w:cs="Arial"/>
+          <w:color w:val="222222"/>
+        </w:rPr>
+        <w:t>Conclusión</w:t>
+      </w:r>
+    </w:p>
+    <w:p>
+      <w:pPr>
+        <w:pStyle w:val="NormalWeb"/>
+        <w:shd w:val="clear" w:color="auto" w:fill="FFFFFF"/>
+        <w:rPr>
+          <w:rFonts w:ascii="Arial" w:hAnsi="Arial" w:cs="Arial"/>
+          <w:color w:val="222222"/>
+        </w:rPr>
+      </w:pPr>
+      <w:r>
+        <w:rPr>
+          <w:rFonts w:ascii="Arial" w:hAnsi="Arial" w:cs="Arial"/>
+          <w:color w:val="222222"/>
+        </w:rPr>
+        <w:t xml:space="preserve">La organización y el análisis correcto de la información son importantes para una empresa que realiza operaciones internacionales, ya que permiten conocer con </w:t>
+      </w:r>
+      <w:r>
+        <w:rPr>
+          <w:rFonts w:ascii="Arial" w:hAnsi="Arial" w:cs="Arial"/>
+          <w:color w:val="222222"/>
+        </w:rPr>
+        <w:lastRenderedPageBreak/>
+        <w:t>mayor claridad los valores de una operación, identificar productos relevantes y reducir errores en el manejo de los datos.</w:t>
+      </w:r>
+    </w:p>
+    <w:p>
+      <w:pPr>
+        <w:pStyle w:val="NormalWeb"/>
+        <w:shd w:val="clear" w:color="auto" w:fill="FFFFFF"/>
+        <w:rPr>
+          <w:rFonts w:ascii="Arial" w:hAnsi="Arial" w:cs="Arial"/>
+          <w:color w:val="222222"/>
+        </w:rPr>
+      </w:pPr>
+      <w:r>
+        <w:rPr>
+          <w:rFonts w:ascii="Arial" w:hAnsi="Arial" w:cs="Arial"/>
+          <w:color w:val="222222"/>
+        </w:rPr>
+        <w:t xml:space="preserve">En el caso de </w:t>
+      </w:r>
+      <w:proofErr w:type="spellStart"/>
+      <w:r>
+        <w:rPr>
+          <w:rFonts w:ascii="Arial" w:hAnsi="Arial" w:cs="Arial"/>
+          <w:color w:val="222222"/>
+        </w:rPr>
+        <w:t>NicaTrade</w:t>
+      </w:r>
+      <w:proofErr w:type="spellEnd"/>
+      <w:r>
+        <w:rPr>
+          <w:rFonts w:ascii="Arial" w:hAnsi="Arial" w:cs="Arial"/>
+          <w:color w:val="222222"/>
+        </w:rPr>
+        <w:t xml:space="preserve"> International, el uso de herramientas digitales como Excel permite procesar la información de manera ordenada y obtener resultados que posteriormente pueden ser utilizados en informes y presentaciones. De esta manera, la gestión digital de información contribuye a que los documentos y datos de una operación internacional sean más fáciles de analizar, compartir y </w:t>
+      </w:r>
+      <w:r>
+        <w:rPr>
+          <w:rFonts w:ascii="Arial" w:hAnsi="Arial" w:cs="Arial"/>
+          <w:color w:val="222222"/>
+        </w:rPr>
+        <w:t>utilizar.</w:t>
+      </w:r>
+    </w:p>
+    <w:p/>
     <w:sectPr>
       <w:pgSz w:w="12240" w:h="15840"/>
       <w:pgMar w:top="1417" w:right="1701" w:bottom="1417" w:left="1701" w:header="708" w:footer="708" w:gutter="0"/>
@@ -812,6 +1038,23 @@
       <w:lang w:eastAsia="es-NI"/>
     </w:rPr>
   </w:style>
+  <w:style w:type="paragraph" w:styleId="NormalWeb">
+    <w:name w:val="Normal (Web)"/>
+    <w:basedOn w:val="Normal"/>
+    <w:uiPriority w:val="99"/>
+    <w:semiHidden/>
+    <w:unhideWhenUsed/>
+    <w:rsid w:val="00F63091"/>
+    <w:pPr>
+      <w:spacing w:before="100" w:beforeAutospacing="1" w:after="100" w:afterAutospacing="1" w:line="240" w:lineRule="auto"/>
+    </w:pPr>
+    <w:rPr>
+      <w:rFonts w:ascii="Times New Roman" w:eastAsia="Times New Roman" w:hAnsi="Times New Roman" w:cs="Times New Roman"/>
+      <w:sz w:val="24"/>
+      <w:szCs w:val="24"/>
+      <w:lang w:eastAsia="es-NI"/>
+    </w:rPr>
+  </w:style>
 </w:styles>
 </file>
 
@@ -1006,6 +1249,13 @@
     <w:pitch w:val="variable"/>
     <w:sig w:usb0="A0002AEF" w:usb1="4000207B" w:usb2="00000000" w:usb3="00000000" w:csb0="000001FF" w:csb1="00000000"/>
   </w:font>
+  <w:font w:name="Arial">
+    <w:panose1 w:val="020B0604020202020204"/>
+    <w:charset w:val="00"/>
+    <w:family w:val="swiss"/>
+    <w:pitch w:val="variable"/>
+    <w:sig w:usb0="E0002AFF" w:usb1="C0007843" w:usb2="00000009" w:usb3="00000000" w:csb0="000001FF" w:csb1="00000000"/>
+  </w:font>
 </w:fonts>
 </file>
 
@@ -1026,8 +1276,8 @@
   </w:compat>
   <w:rsids>
     <w:rsidRoot w:val="00BC794B"/>
-    <w:rsid w:val="00923B08"/>
     <w:rsid w:val="00BC794B"/>
+    <w:rsid w:val="00E31109"/>
   </w:rsids>
   <m:mathPr>
     <m:mathFont m:val="Cambria Math"/>
